--- a/System Design Prompt.docx
+++ b/System Design Prompt.docx
@@ -353,7 +353,7 @@
         <w:t>FAQ</w:t>
       </w:r>
       <w:r>
-        <w:t>, terms and policy, registration fields} remains on the organization admins duty.</w:t>
+        <w:t>, registration fields} remains on the organization admins duty.</w:t>
       </w:r>
       <w:r>
         <w:t xml:space="preserve"> The authentication and where the super admin data is stored is unknown. Whether it would need another database and application server is unknown too.</w:t>
@@ -572,6 +572,7 @@
         </w:numPr>
       </w:pPr>
       <w:r>
+        <w:lastRenderedPageBreak/>
         <w:t xml:space="preserve">For mailing service by default, it could use a default SMTP email address across </w:t>
       </w:r>
       <w:r>
@@ -748,6 +749,7 @@
     </w:p>
     <w:p>
       <w:r>
+        <w:lastRenderedPageBreak/>
         <w:t>I’d like to have suggestion on code repository setup on GitHub too. There is already a free organization created.</w:t>
       </w:r>
       <w:r>
